--- a/CS SEMINAR/New folder/Application of Haptic Technology in Health.docx
+++ b/CS SEMINAR/New folder/Application of Haptic Technology in Health.docx
@@ -1390,14 +1390,22 @@
           <w:rFonts w:ascii="Times New Roman" w:hAnsi="Times New Roman" w:cs="Times New Roman"/>
           <w:sz w:val="24"/>
         </w:rPr>
-        <w:t xml:space="preserve"> (Wu, </w:t>
-      </w:r>
-      <w:r>
-        <w:rPr>
-          <w:rFonts w:ascii="Times New Roman" w:hAnsi="Times New Roman" w:cs="Times New Roman"/>
-          <w:sz w:val="24"/>
-        </w:rPr>
-        <w:t>Ramani &amp; Xu</w:t>
+        <w:t xml:space="preserve"> (Wu</w:t>
+      </w:r>
+      <w:r>
+        <w:rPr>
+          <w:rFonts w:ascii="Times New Roman" w:hAnsi="Times New Roman" w:cs="Times New Roman"/>
+          <w:sz w:val="24"/>
+        </w:rPr>
+        <w:t xml:space="preserve"> </w:t>
+      </w:r>
+      <w:r>
+        <w:rPr>
+          <w:rFonts w:ascii="Times New Roman" w:hAnsi="Times New Roman" w:cs="Times New Roman"/>
+          <w:i/>
+          <w:sz w:val="24"/>
+        </w:rPr>
+        <w:t>et al.</w:t>
       </w:r>
       <w:r>
         <w:rPr>
@@ -1420,16 +1428,7 @@
           <w:rFonts w:ascii="Times New Roman" w:hAnsi="Times New Roman" w:cs="Times New Roman"/>
           <w:sz w:val="24"/>
         </w:rPr>
-        <w:t>Haptics is defined as a technolo</w:t>
-      </w:r>
-      <w:bookmarkStart w:id="0" w:name="_GoBack"/>
-      <w:bookmarkEnd w:id="0"/>
-      <w:r>
-        <w:rPr>
-          <w:rFonts w:ascii="Times New Roman" w:hAnsi="Times New Roman" w:cs="Times New Roman"/>
-          <w:sz w:val="24"/>
-        </w:rPr>
-        <w:t>gy that transmits tactile information using sensations such as vibration, touch, and force feedback. Virtual reality systems and real-world technologies use haptics to enhance interactions with humans</w:t>
+        <w:t>Haptics is defined as a technology that transmits tactile information using sensations such as vibration, touch, and force feedback. Virtual reality systems and real-world technologies use haptics to enhance interactions with humans</w:t>
       </w:r>
       <w:r>
         <w:rPr>
@@ -1450,28 +1449,22 @@
           <w:rFonts w:ascii="Times New Roman" w:hAnsi="Times New Roman" w:cs="Times New Roman"/>
           <w:sz w:val="24"/>
         </w:rPr>
-        <w:t xml:space="preserve">, </w:t>
-      </w:r>
-      <w:r>
-        <w:rPr>
-          <w:rFonts w:ascii="Times New Roman" w:hAnsi="Times New Roman" w:cs="Times New Roman"/>
-          <w:sz w:val="24"/>
-        </w:rPr>
-        <w:t>Bell, Graham</w:t>
-      </w:r>
-      <w:r>
-        <w:rPr>
-          <w:rFonts w:ascii="Times New Roman" w:hAnsi="Times New Roman" w:cs="Times New Roman"/>
-          <w:sz w:val="24"/>
-        </w:rPr>
         <w:t xml:space="preserve"> </w:t>
       </w:r>
       <w:r>
         <w:rPr>
           <w:rFonts w:ascii="Times New Roman" w:hAnsi="Times New Roman" w:cs="Times New Roman"/>
-          <w:sz w:val="24"/>
-        </w:rPr>
-        <w:t>&amp; Blyth., 2022)</w:t>
+          <w:i/>
+          <w:sz w:val="24"/>
+        </w:rPr>
+        <w:t>et al</w:t>
+      </w:r>
+      <w:r>
+        <w:rPr>
+          <w:rFonts w:ascii="Times New Roman" w:hAnsi="Times New Roman" w:cs="Times New Roman"/>
+          <w:sz w:val="24"/>
+        </w:rPr>
+        <w:t>., 2022)</w:t>
       </w:r>
       <w:r>
         <w:rPr>
@@ -1877,7 +1870,7 @@
           <w:b/>
           <w:sz w:val="24"/>
         </w:rPr>
-        <w:t xml:space="preserve">Types of Haptic Technology </w:t>
+        <w:t>Literature Review</w:t>
       </w:r>
     </w:p>
     <w:p>
@@ -2014,28 +2007,15 @@
           <w:rFonts w:ascii="Times New Roman" w:hAnsi="Times New Roman" w:cs="Times New Roman"/>
           <w:sz w:val="24"/>
         </w:rPr>
-        <w:t xml:space="preserve">, </w:t>
-      </w:r>
-      <w:r>
-        <w:rPr>
-          <w:rFonts w:ascii="Times New Roman" w:hAnsi="Times New Roman" w:cs="Times New Roman"/>
-          <w:sz w:val="24"/>
-        </w:rPr>
-        <w:t>Wang</w:t>
-      </w:r>
-      <w:r>
-        <w:rPr>
-          <w:rFonts w:ascii="Times New Roman" w:hAnsi="Times New Roman" w:cs="Times New Roman"/>
-          <w:sz w:val="24"/>
-        </w:rPr>
         <w:t xml:space="preserve"> </w:t>
       </w:r>
       <w:r>
         <w:rPr>
           <w:rFonts w:ascii="Times New Roman" w:hAnsi="Times New Roman" w:cs="Times New Roman"/>
-          <w:sz w:val="24"/>
-        </w:rPr>
-        <w:t>&amp; Liu</w:t>
+          <w:i/>
+          <w:sz w:val="24"/>
+        </w:rPr>
+        <w:t>et al.</w:t>
       </w:r>
       <w:r>
         <w:rPr>
@@ -2074,30 +2054,15 @@
           <w:rFonts w:ascii="Times New Roman" w:hAnsi="Times New Roman" w:cs="Times New Roman"/>
           <w:sz w:val="24"/>
         </w:rPr>
-        <w:t xml:space="preserve">, </w:t>
-      </w:r>
-      <w:proofErr w:type="spellStart"/>
-      <w:r>
-        <w:rPr>
-          <w:rFonts w:ascii="Times New Roman" w:hAnsi="Times New Roman" w:cs="Times New Roman"/>
-          <w:sz w:val="24"/>
-        </w:rPr>
-        <w:t>Mastinu</w:t>
-      </w:r>
-      <w:proofErr w:type="spellEnd"/>
-      <w:r>
-        <w:rPr>
-          <w:rFonts w:ascii="Times New Roman" w:hAnsi="Times New Roman" w:cs="Times New Roman"/>
-          <w:sz w:val="24"/>
-        </w:rPr>
-        <w:t xml:space="preserve"> and</w:t>
-      </w:r>
-      <w:r>
-        <w:rPr>
-          <w:rFonts w:ascii="Times New Roman" w:hAnsi="Times New Roman" w:cs="Times New Roman"/>
-          <w:sz w:val="24"/>
-        </w:rPr>
-        <w:t xml:space="preserve"> Andreu-Perez </w:t>
+        <w:t xml:space="preserve"> </w:t>
+      </w:r>
+      <w:r>
+        <w:rPr>
+          <w:rFonts w:ascii="Times New Roman" w:hAnsi="Times New Roman" w:cs="Times New Roman"/>
+          <w:i/>
+          <w:sz w:val="24"/>
+        </w:rPr>
+        <w:t xml:space="preserve">et al. </w:t>
       </w:r>
       <w:r>
         <w:rPr>
@@ -2305,47 +2270,16 @@
           <w:rFonts w:ascii="Times New Roman" w:hAnsi="Times New Roman" w:cs="Times New Roman"/>
           <w:sz w:val="24"/>
         </w:rPr>
-        <w:t xml:space="preserve">, </w:t>
-      </w:r>
-      <w:r>
-        <w:rPr>
-          <w:rFonts w:ascii="Times New Roman" w:hAnsi="Times New Roman" w:cs="Times New Roman"/>
-          <w:sz w:val="24"/>
-        </w:rPr>
-        <w:t>El-</w:t>
-      </w:r>
-      <w:proofErr w:type="spellStart"/>
-      <w:r>
-        <w:rPr>
-          <w:rFonts w:ascii="Times New Roman" w:hAnsi="Times New Roman" w:cs="Times New Roman"/>
-          <w:sz w:val="24"/>
-        </w:rPr>
-        <w:t>Dakroury</w:t>
-      </w:r>
-      <w:proofErr w:type="spellEnd"/>
-      <w:r>
-        <w:rPr>
-          <w:rFonts w:ascii="Times New Roman" w:hAnsi="Times New Roman" w:cs="Times New Roman"/>
-          <w:sz w:val="24"/>
-        </w:rPr>
-        <w:t xml:space="preserve"> and</w:t>
-      </w:r>
-      <w:r>
-        <w:rPr>
-          <w:rFonts w:ascii="Times New Roman" w:hAnsi="Times New Roman" w:cs="Times New Roman"/>
-          <w:sz w:val="24"/>
-        </w:rPr>
         <w:t xml:space="preserve"> </w:t>
       </w:r>
-      <w:proofErr w:type="spellStart"/>
-      <w:r>
-        <w:rPr>
-          <w:rFonts w:ascii="Times New Roman" w:hAnsi="Times New Roman" w:cs="Times New Roman"/>
-          <w:sz w:val="24"/>
-        </w:rPr>
-        <w:t>Elbashti</w:t>
-      </w:r>
-      <w:proofErr w:type="spellEnd"/>
+      <w:r>
+        <w:rPr>
+          <w:rFonts w:ascii="Times New Roman" w:hAnsi="Times New Roman" w:cs="Times New Roman"/>
+          <w:i/>
+          <w:sz w:val="24"/>
+        </w:rPr>
+        <w:t>et al.</w:t>
+      </w:r>
       <w:r>
         <w:rPr>
           <w:rFonts w:ascii="Times New Roman" w:hAnsi="Times New Roman" w:cs="Times New Roman"/>
@@ -2426,7 +2360,156 @@
           <w:rFonts w:ascii="Times New Roman" w:hAnsi="Times New Roman" w:cs="Times New Roman"/>
           <w:sz w:val="24"/>
         </w:rPr>
-        <w:t>, Yu &amp; Liu</w:t>
+        <w:t xml:space="preserve"> </w:t>
+      </w:r>
+      <w:r>
+        <w:rPr>
+          <w:rFonts w:ascii="Times New Roman" w:hAnsi="Times New Roman" w:cs="Times New Roman"/>
+          <w:i/>
+          <w:sz w:val="24"/>
+        </w:rPr>
+        <w:t xml:space="preserve">et al., </w:t>
+      </w:r>
+      <w:r>
+        <w:rPr>
+          <w:rFonts w:ascii="Times New Roman" w:hAnsi="Times New Roman" w:cs="Times New Roman"/>
+          <w:sz w:val="24"/>
+        </w:rPr>
+        <w:t xml:space="preserve">2021). Research by Garcia-Hernandez </w:t>
+      </w:r>
+      <w:r>
+        <w:rPr>
+          <w:rFonts w:ascii="Times New Roman" w:hAnsi="Times New Roman" w:cs="Times New Roman"/>
+          <w:i/>
+          <w:sz w:val="24"/>
+        </w:rPr>
+        <w:t>et al.</w:t>
+      </w:r>
+      <w:r>
+        <w:rPr>
+          <w:rFonts w:ascii="Times New Roman" w:hAnsi="Times New Roman" w:cs="Times New Roman"/>
+          <w:sz w:val="24"/>
+        </w:rPr>
+        <w:t xml:space="preserve"> (2023), demonstrates that haptic-enabled robotic surgery reduces the risk of tissue damage and improves the accuracy of delicate procedures, such as microsurgery.</w:t>
+      </w:r>
+    </w:p>
+    <w:p>
+      <w:pPr>
+        <w:spacing w:line="360" w:lineRule="auto"/>
+        <w:jc w:val="both"/>
+        <w:rPr>
+          <w:rFonts w:ascii="Times New Roman" w:hAnsi="Times New Roman" w:cs="Times New Roman"/>
+          <w:sz w:val="24"/>
+        </w:rPr>
+      </w:pPr>
+      <w:r>
+        <w:rPr>
+          <w:rFonts w:ascii="Times New Roman" w:hAnsi="Times New Roman" w:cs="Times New Roman"/>
+          <w:sz w:val="24"/>
+        </w:rPr>
+        <w:t>Recent research has demonstrated the benefits of haptic-enabled robotic surgery. Garcia-Hernandez</w:t>
+      </w:r>
+      <w:r>
+        <w:rPr>
+          <w:rFonts w:ascii="Times New Roman" w:hAnsi="Times New Roman" w:cs="Times New Roman"/>
+          <w:sz w:val="24"/>
+        </w:rPr>
+        <w:t xml:space="preserve"> </w:t>
+      </w:r>
+      <w:r>
+        <w:rPr>
+          <w:rFonts w:ascii="Times New Roman" w:hAnsi="Times New Roman" w:cs="Times New Roman"/>
+          <w:i/>
+          <w:sz w:val="24"/>
+        </w:rPr>
+        <w:t>et al.</w:t>
+      </w:r>
+      <w:r>
+        <w:rPr>
+          <w:rFonts w:ascii="Times New Roman" w:hAnsi="Times New Roman" w:cs="Times New Roman"/>
+          <w:sz w:val="24"/>
+        </w:rPr>
+        <w:t xml:space="preserve"> </w:t>
+      </w:r>
+      <w:r>
+        <w:rPr>
+          <w:rFonts w:ascii="Times New Roman" w:hAnsi="Times New Roman" w:cs="Times New Roman"/>
+          <w:sz w:val="24"/>
+        </w:rPr>
+        <w:t>(2023), conducted a study focusing on robotic microsurgery with haptic feedback. The results indicated that haptic feedback improved the accuracy of delicate procedures, such as microsurgery, by allowing surgeons to perceive tissue characteristics and manipulate fine structures with increased precision. The incorporation of force feedback in robotic surgical systems enhances surgeons' perception of tissue stiffness, texture, and resistance, leading to improved surgical outcomes.</w:t>
+      </w:r>
+    </w:p>
+    <w:p>
+      <w:pPr>
+        <w:spacing w:line="360" w:lineRule="auto"/>
+        <w:jc w:val="both"/>
+        <w:rPr>
+          <w:rFonts w:ascii="Times New Roman" w:hAnsi="Times New Roman" w:cs="Times New Roman"/>
+          <w:sz w:val="24"/>
+        </w:rPr>
+      </w:pPr>
+      <w:r>
+        <w:rPr>
+          <w:rFonts w:ascii="Times New Roman" w:hAnsi="Times New Roman" w:cs="Times New Roman"/>
+          <w:sz w:val="24"/>
+        </w:rPr>
+        <w:t xml:space="preserve">In the field of minimally invasive surgery, haptic technology plays a crucial role in providing surgeons with a sense of touch, compensating for the lack of direct tactile feedback. Yang </w:t>
+      </w:r>
+      <w:r>
+        <w:rPr>
+          <w:rFonts w:ascii="Times New Roman" w:hAnsi="Times New Roman" w:cs="Times New Roman"/>
+          <w:i/>
+          <w:sz w:val="24"/>
+        </w:rPr>
+        <w:t xml:space="preserve">et al. </w:t>
+      </w:r>
+      <w:r>
+        <w:rPr>
+          <w:rFonts w:ascii="Times New Roman" w:hAnsi="Times New Roman" w:cs="Times New Roman"/>
+          <w:sz w:val="24"/>
+        </w:rPr>
+        <w:t>(2021) discussed the current state and challenges of haptic perception in robot-assisted minimally invasive surgery. The study highlighted the importance of haptic feedback in improving surgeons' performance and reducing complications during these procedures. Haptic technology enables surgeons to better differentiate tissue properties and manipulate instruments with a heightened sense of touch.</w:t>
+      </w:r>
+    </w:p>
+    <w:p>
+      <w:pPr>
+        <w:spacing w:line="360" w:lineRule="auto"/>
+        <w:jc w:val="both"/>
+        <w:rPr>
+          <w:rFonts w:ascii="Times New Roman" w:hAnsi="Times New Roman" w:cs="Times New Roman"/>
+          <w:sz w:val="24"/>
+        </w:rPr>
+      </w:pPr>
+      <w:r>
+        <w:rPr>
+          <w:rFonts w:ascii="Times New Roman" w:hAnsi="Times New Roman" w:cs="Times New Roman"/>
+          <w:sz w:val="24"/>
+        </w:rPr>
+        <w:t>Additionally, haptic technology has been utilized in the development of tangible user interfaces for surgical planning and guidance. Researchers have explored the use of haptic feedback to assist surgeons in preoperative planning, enabling them to interact with 3D virtual models of patient anatomy (</w:t>
+      </w:r>
+      <w:proofErr w:type="spellStart"/>
+      <w:r>
+        <w:rPr>
+          <w:rFonts w:ascii="Times New Roman" w:hAnsi="Times New Roman" w:cs="Times New Roman"/>
+          <w:sz w:val="24"/>
+        </w:rPr>
+        <w:t>Ferlauto</w:t>
+      </w:r>
+      <w:proofErr w:type="spellEnd"/>
+      <w:r>
+        <w:rPr>
+          <w:rFonts w:ascii="Times New Roman" w:hAnsi="Times New Roman" w:cs="Times New Roman"/>
+          <w:sz w:val="24"/>
+        </w:rPr>
+        <w:t xml:space="preserve"> </w:t>
+      </w:r>
+      <w:r>
+        <w:rPr>
+          <w:rFonts w:ascii="Times New Roman" w:hAnsi="Times New Roman" w:cs="Times New Roman"/>
+          <w:i/>
+          <w:sz w:val="24"/>
+        </w:rPr>
+        <w:t>et al.</w:t>
       </w:r>
       <w:r>
         <w:rPr>
@@ -2438,175 +2521,7 @@
       <w:r>
         <w:rPr>
           <w:rFonts w:ascii="Times New Roman" w:hAnsi="Times New Roman" w:cs="Times New Roman"/>
-          <w:sz w:val="24"/>
-        </w:rPr>
-        <w:t xml:space="preserve"> 2021). Research by Garcia-Hernandez </w:t>
-      </w:r>
-      <w:r>
-        <w:rPr>
-          <w:rFonts w:ascii="Times New Roman" w:hAnsi="Times New Roman" w:cs="Times New Roman"/>
           <w:i/>
-          <w:sz w:val="24"/>
-        </w:rPr>
-        <w:t>et al.</w:t>
-      </w:r>
-      <w:r>
-        <w:rPr>
-          <w:rFonts w:ascii="Times New Roman" w:hAnsi="Times New Roman" w:cs="Times New Roman"/>
-          <w:sz w:val="24"/>
-        </w:rPr>
-        <w:t xml:space="preserve"> (2023), demonstrates that haptic-enabled robotic surgery reduces the risk of tissue damage and improves the accuracy of delicate procedures, such as microsurgery.</w:t>
-      </w:r>
-    </w:p>
-    <w:p>
-      <w:pPr>
-        <w:spacing w:line="360" w:lineRule="auto"/>
-        <w:jc w:val="both"/>
-        <w:rPr>
-          <w:rFonts w:ascii="Times New Roman" w:hAnsi="Times New Roman" w:cs="Times New Roman"/>
-          <w:sz w:val="24"/>
-        </w:rPr>
-      </w:pPr>
-      <w:r>
-        <w:rPr>
-          <w:rFonts w:ascii="Times New Roman" w:hAnsi="Times New Roman" w:cs="Times New Roman"/>
-          <w:sz w:val="24"/>
-        </w:rPr>
-        <w:t>Recent research has demonstrated the benefits of haptic-enabled robotic surgery. Garcia-Hernandez</w:t>
-      </w:r>
-      <w:r>
-        <w:rPr>
-          <w:rFonts w:ascii="Times New Roman" w:hAnsi="Times New Roman" w:cs="Times New Roman"/>
-          <w:sz w:val="24"/>
-        </w:rPr>
-        <w:t xml:space="preserve">, </w:t>
-      </w:r>
-      <w:r>
-        <w:rPr>
-          <w:rFonts w:ascii="Times New Roman" w:hAnsi="Times New Roman" w:cs="Times New Roman"/>
-          <w:sz w:val="24"/>
-        </w:rPr>
-        <w:t>Palencia-Estrada</w:t>
-      </w:r>
-      <w:r>
-        <w:rPr>
-          <w:rFonts w:ascii="Times New Roman" w:hAnsi="Times New Roman" w:cs="Times New Roman"/>
-          <w:sz w:val="24"/>
-        </w:rPr>
-        <w:t xml:space="preserve"> and</w:t>
-      </w:r>
-      <w:r>
-        <w:rPr>
-          <w:rFonts w:ascii="Times New Roman" w:hAnsi="Times New Roman" w:cs="Times New Roman"/>
-          <w:sz w:val="24"/>
-        </w:rPr>
-        <w:t xml:space="preserve"> Delgado-Pérez </w:t>
-      </w:r>
-      <w:r>
-        <w:rPr>
-          <w:rFonts w:ascii="Times New Roman" w:hAnsi="Times New Roman" w:cs="Times New Roman"/>
-          <w:sz w:val="24"/>
-        </w:rPr>
-        <w:t>(2023), conducted a study focusing on robotic microsurgery with haptic feedback. The results indicated that haptic feedback improved the accuracy of delicate procedures, such as microsurgery, by allowing surgeons to perceive tissue characteristics and manipulate fine structures with increased precision. The incorporation of force feedback in robotic surgical systems enhances surgeons' perception of tissue stiffness, texture, and resistance, leading to improved surgical outcomes.</w:t>
-      </w:r>
-    </w:p>
-    <w:p>
-      <w:pPr>
-        <w:spacing w:line="360" w:lineRule="auto"/>
-        <w:jc w:val="both"/>
-        <w:rPr>
-          <w:rFonts w:ascii="Times New Roman" w:hAnsi="Times New Roman" w:cs="Times New Roman"/>
-          <w:sz w:val="24"/>
-        </w:rPr>
-      </w:pPr>
-      <w:r>
-        <w:rPr>
-          <w:rFonts w:ascii="Times New Roman" w:hAnsi="Times New Roman" w:cs="Times New Roman"/>
-          <w:sz w:val="24"/>
-        </w:rPr>
-        <w:t xml:space="preserve">In the field of minimally invasive surgery, haptic technology plays a crucial role in providing surgeons with a sense of touch, compensating for the lack of direct tactile feedback. Yang </w:t>
-      </w:r>
-      <w:r>
-        <w:rPr>
-          <w:rFonts w:ascii="Times New Roman" w:hAnsi="Times New Roman" w:cs="Times New Roman"/>
-          <w:i/>
-          <w:sz w:val="24"/>
-        </w:rPr>
-        <w:t xml:space="preserve">et al. </w:t>
-      </w:r>
-      <w:r>
-        <w:rPr>
-          <w:rFonts w:ascii="Times New Roman" w:hAnsi="Times New Roman" w:cs="Times New Roman"/>
-          <w:sz w:val="24"/>
-        </w:rPr>
-        <w:t>(2021) discussed the current state and challenges of haptic perception in robot-assisted minimally invasive surgery. The study highlighted the importance of haptic feedback in improving surgeons' performance and reducing complications during these procedures. Haptic technology enables surgeons to better differentiate tissue properties and manipulate instruments with a heightened sense of touch.</w:t>
-      </w:r>
-    </w:p>
-    <w:p>
-      <w:pPr>
-        <w:spacing w:line="360" w:lineRule="auto"/>
-        <w:jc w:val="both"/>
-        <w:rPr>
-          <w:rFonts w:ascii="Times New Roman" w:hAnsi="Times New Roman" w:cs="Times New Roman"/>
-          <w:sz w:val="24"/>
-        </w:rPr>
-      </w:pPr>
-      <w:r>
-        <w:rPr>
-          <w:rFonts w:ascii="Times New Roman" w:hAnsi="Times New Roman" w:cs="Times New Roman"/>
-          <w:sz w:val="24"/>
-        </w:rPr>
-        <w:t>Additionally, haptic technology has been utilized in the development of tangible user interfaces for surgical planning and guidance. Researchers have explored the use of haptic feedback to assist surgeons in preoperative planning, enabling them to interact with 3D virtual models of patient anatomy (</w:t>
-      </w:r>
-      <w:proofErr w:type="spellStart"/>
-      <w:r>
-        <w:rPr>
-          <w:rFonts w:ascii="Times New Roman" w:hAnsi="Times New Roman" w:cs="Times New Roman"/>
-          <w:sz w:val="24"/>
-        </w:rPr>
-        <w:t>Ferlauto</w:t>
-      </w:r>
-      <w:proofErr w:type="spellEnd"/>
-      <w:r>
-        <w:rPr>
-          <w:rFonts w:ascii="Times New Roman" w:hAnsi="Times New Roman" w:cs="Times New Roman"/>
-          <w:sz w:val="24"/>
-        </w:rPr>
-        <w:t xml:space="preserve">, </w:t>
-      </w:r>
-      <w:r>
-        <w:rPr>
-          <w:rFonts w:ascii="Times New Roman" w:hAnsi="Times New Roman" w:cs="Times New Roman"/>
-          <w:sz w:val="24"/>
-        </w:rPr>
-        <w:t>Giordano, Piazza</w:t>
-      </w:r>
-      <w:r>
-        <w:rPr>
-          <w:rFonts w:ascii="Times New Roman" w:hAnsi="Times New Roman" w:cs="Times New Roman"/>
-          <w:sz w:val="24"/>
-        </w:rPr>
-        <w:t xml:space="preserve"> and </w:t>
-      </w:r>
-      <w:proofErr w:type="spellStart"/>
-      <w:r>
-        <w:rPr>
-          <w:rFonts w:ascii="Times New Roman" w:hAnsi="Times New Roman" w:cs="Times New Roman"/>
-          <w:sz w:val="24"/>
-        </w:rPr>
-        <w:t>Magnenat-Thalmann</w:t>
-      </w:r>
-      <w:proofErr w:type="spellEnd"/>
-      <w:r>
-        <w:rPr>
-          <w:rFonts w:ascii="Times New Roman" w:hAnsi="Times New Roman" w:cs="Times New Roman"/>
-          <w:sz w:val="24"/>
-        </w:rPr>
-        <w:t>,</w:t>
-      </w:r>
-      <w:r>
-        <w:rPr>
-          <w:rFonts w:ascii="Times New Roman" w:hAnsi="Times New Roman" w:cs="Times New Roman"/>
           <w:sz w:val="24"/>
         </w:rPr>
         <w:t xml:space="preserve"> </w:t>
@@ -2683,6 +2598,21 @@
           <w:rFonts w:ascii="Times New Roman" w:hAnsi="Times New Roman" w:cs="Times New Roman"/>
           <w:sz w:val="24"/>
         </w:rPr>
+        <w:t xml:space="preserve"> </w:t>
+      </w:r>
+      <w:r>
+        <w:rPr>
+          <w:rFonts w:ascii="Times New Roman" w:hAnsi="Times New Roman" w:cs="Times New Roman"/>
+          <w:i/>
+          <w:sz w:val="24"/>
+        </w:rPr>
+        <w:t>et al.</w:t>
+      </w:r>
+      <w:r>
+        <w:rPr>
+          <w:rFonts w:ascii="Times New Roman" w:hAnsi="Times New Roman" w:cs="Times New Roman"/>
+          <w:sz w:val="24"/>
+        </w:rPr>
         <w:t xml:space="preserve">, </w:t>
       </w:r>
       <w:r>
@@ -2690,8 +2620,66 @@
           <w:rFonts w:ascii="Times New Roman" w:hAnsi="Times New Roman" w:cs="Times New Roman"/>
           <w:sz w:val="24"/>
         </w:rPr>
-        <w:t>Romero-Medrano,</w:t>
-      </w:r>
+        <w:t>2022). These advancements in haptic rehabilitation have shown promising results in patients recovering from stroke, spinal cord injuries, and limb amputations, promoting functional recovery and improving quality of life.</w:t>
+      </w:r>
+    </w:p>
+    <w:p>
+      <w:pPr>
+        <w:spacing w:line="360" w:lineRule="auto"/>
+        <w:jc w:val="both"/>
+        <w:rPr>
+          <w:rFonts w:ascii="Times New Roman" w:hAnsi="Times New Roman" w:cs="Times New Roman"/>
+          <w:sz w:val="24"/>
+        </w:rPr>
+      </w:pPr>
+      <w:r>
+        <w:rPr>
+          <w:rFonts w:ascii="Times New Roman" w:hAnsi="Times New Roman" w:cs="Times New Roman"/>
+          <w:sz w:val="24"/>
+        </w:rPr>
+        <w:t xml:space="preserve">Recent studies have explored the use of haptic rehabilitation systems for upper limb motor function. Rincon-Gonzalez </w:t>
+      </w:r>
+      <w:r>
+        <w:rPr>
+          <w:rFonts w:ascii="Times New Roman" w:hAnsi="Times New Roman" w:cs="Times New Roman"/>
+          <w:i/>
+          <w:sz w:val="24"/>
+        </w:rPr>
+        <w:t>et al.</w:t>
+      </w:r>
+      <w:r>
+        <w:rPr>
+          <w:rFonts w:ascii="Times New Roman" w:hAnsi="Times New Roman" w:cs="Times New Roman"/>
+          <w:sz w:val="24"/>
+        </w:rPr>
+        <w:t xml:space="preserve"> (2022), conducted a review that highlighted the potential of haptic rehabilitation systems in facilitating motor skills recovery. The integration of wearable haptic interfaces and force feedback devices allows patients to receive sensory feedback during rehabilitation exercises, promoting motor learning and improving functional outcomes in individuals recovering from stroke, spinal cord injuries, and limb amputations.</w:t>
+      </w:r>
+    </w:p>
+    <w:p>
+      <w:pPr>
+        <w:spacing w:line="360" w:lineRule="auto"/>
+        <w:jc w:val="both"/>
+        <w:rPr>
+          <w:rFonts w:ascii="Times New Roman" w:hAnsi="Times New Roman" w:cs="Times New Roman"/>
+          <w:sz w:val="24"/>
+        </w:rPr>
+      </w:pPr>
+      <w:r>
+        <w:rPr>
+          <w:rFonts w:ascii="Times New Roman" w:hAnsi="Times New Roman" w:cs="Times New Roman"/>
+          <w:sz w:val="24"/>
+        </w:rPr>
+        <w:t xml:space="preserve">Furthermore, haptic technology has shown promise in the field of virtual reality-based rehabilitation. Virtual reality platforms combined with haptic feedback provide an immersive and engaging environment for rehabilitation exercises. A study by </w:t>
+      </w:r>
+      <w:proofErr w:type="spellStart"/>
+      <w:r>
+        <w:rPr>
+          <w:rFonts w:ascii="Times New Roman" w:hAnsi="Times New Roman" w:cs="Times New Roman"/>
+          <w:sz w:val="24"/>
+        </w:rPr>
+        <w:t>Bovolo</w:t>
+      </w:r>
+      <w:proofErr w:type="spellEnd"/>
       <w:r>
         <w:rPr>
           <w:rFonts w:ascii="Times New Roman" w:hAnsi="Times New Roman" w:cs="Times New Roman"/>
@@ -2702,23 +2690,179 @@
       <w:r>
         <w:rPr>
           <w:rFonts w:ascii="Times New Roman" w:hAnsi="Times New Roman" w:cs="Times New Roman"/>
-          <w:sz w:val="24"/>
-        </w:rPr>
-        <w:t>De la Cruz-Mosso</w:t>
-      </w:r>
-      <w:r>
-        <w:rPr>
-          <w:rFonts w:ascii="Times New Roman" w:hAnsi="Times New Roman" w:cs="Times New Roman"/>
-          <w:sz w:val="24"/>
-        </w:rPr>
-        <w:t xml:space="preserve"> and </w:t>
-      </w:r>
-      <w:r>
-        <w:rPr>
-          <w:rFonts w:ascii="Times New Roman" w:hAnsi="Times New Roman" w:cs="Times New Roman"/>
-          <w:sz w:val="24"/>
-        </w:rPr>
-        <w:t>Torres-</w:t>
+          <w:i/>
+          <w:sz w:val="24"/>
+        </w:rPr>
+        <w:t xml:space="preserve">et al. </w:t>
+      </w:r>
+      <w:bookmarkStart w:id="0" w:name="_GoBack"/>
+      <w:bookmarkEnd w:id="0"/>
+      <w:r>
+        <w:rPr>
+          <w:rFonts w:ascii="Times New Roman" w:hAnsi="Times New Roman" w:cs="Times New Roman"/>
+          <w:sz w:val="24"/>
+        </w:rPr>
+        <w:t>(2022), explored the use of a haptic virtual reality system for hand rehabilitation, demonstrating improved motor performance and functional gains in individuals with hand impairments.</w:t>
+      </w:r>
+    </w:p>
+    <w:p>
+      <w:pPr>
+        <w:spacing w:line="360" w:lineRule="auto"/>
+        <w:jc w:val="both"/>
+        <w:rPr>
+          <w:rFonts w:ascii="Times New Roman" w:hAnsi="Times New Roman" w:cs="Times New Roman"/>
+          <w:sz w:val="24"/>
+        </w:rPr>
+      </w:pPr>
+      <w:r>
+        <w:rPr>
+          <w:rFonts w:ascii="Times New Roman" w:hAnsi="Times New Roman" w:cs="Times New Roman"/>
+          <w:sz w:val="24"/>
+        </w:rPr>
+        <w:t xml:space="preserve">Haptic technology has also been utilized in the development of prosthetic devices. By incorporating haptic feedback into prosthetics, users can regain a sense of touch and improve their prosthetic control and functionality. A study by Ortiz-Catalan </w:t>
+      </w:r>
+      <w:r>
+        <w:rPr>
+          <w:rFonts w:ascii="Times New Roman" w:hAnsi="Times New Roman" w:cs="Times New Roman"/>
+          <w:i/>
+          <w:sz w:val="24"/>
+        </w:rPr>
+        <w:t>et al.</w:t>
+      </w:r>
+      <w:r>
+        <w:rPr>
+          <w:rFonts w:ascii="Times New Roman" w:hAnsi="Times New Roman" w:cs="Times New Roman"/>
+          <w:sz w:val="24"/>
+        </w:rPr>
+        <w:t xml:space="preserve"> (2021), presented a haptic-enabled prosthetic system that enabled amputees to perceive sensory information from the artificial limb, enhancing their embodiment and prosthesis acceptance. These recent </w:t>
+      </w:r>
+      <w:r>
+        <w:rPr>
+          <w:rFonts w:ascii="Times New Roman" w:hAnsi="Times New Roman" w:cs="Times New Roman"/>
+          <w:sz w:val="24"/>
+        </w:rPr>
+        <w:lastRenderedPageBreak/>
+        <w:t>advancements in haptic rehabilitation highlight the potential for improving motor skills, functional recovery, and quality of life in individuals undergoing rehabilitation. By providing real-time sensory feedback and interactive experiences, haptic technology enhances motor learning, proprioceptive awareness, and engagement in rehabilitation exercises.</w:t>
+      </w:r>
+    </w:p>
+    <w:p>
+      <w:pPr>
+        <w:jc w:val="both"/>
+        <w:rPr>
+          <w:rFonts w:ascii="Times New Roman" w:hAnsi="Times New Roman" w:cs="Times New Roman"/>
+          <w:b/>
+          <w:sz w:val="24"/>
+        </w:rPr>
+      </w:pPr>
+      <w:r>
+        <w:rPr>
+          <w:rFonts w:ascii="Times New Roman" w:hAnsi="Times New Roman" w:cs="Times New Roman"/>
+          <w:b/>
+          <w:sz w:val="24"/>
+        </w:rPr>
+        <w:t>Enabling Telemedicine</w:t>
+      </w:r>
+    </w:p>
+    <w:p>
+      <w:pPr>
+        <w:spacing w:line="360" w:lineRule="auto"/>
+        <w:jc w:val="both"/>
+        <w:rPr>
+          <w:rFonts w:ascii="Times New Roman" w:hAnsi="Times New Roman" w:cs="Times New Roman"/>
+          <w:sz w:val="24"/>
+        </w:rPr>
+      </w:pPr>
+      <w:r>
+        <w:rPr>
+          <w:rFonts w:ascii="Times New Roman" w:hAnsi="Times New Roman" w:cs="Times New Roman"/>
+          <w:sz w:val="24"/>
+        </w:rPr>
+        <w:t xml:space="preserve">Haptic technology has the potential to overcome the limitations of distance in telemedicine, enabling healthcare providers to deliver remote tactile assessments and interventions. Recent research has explored the integration of haptic technology in telemedicine, opening new possibilities for remote healthcare delivery and enhancing the scope of virtual consultations. </w:t>
+      </w:r>
+      <w:r>
+        <w:rPr>
+          <w:rFonts w:ascii="Times New Roman" w:hAnsi="Times New Roman" w:cs="Times New Roman"/>
+          <w:sz w:val="24"/>
+        </w:rPr>
+        <w:t>The integration of haptic technology has the potential to overcome the limitations of distance in telemedicine, enabling healthcare providers to deliver remote tactile assessments and interventions. Researchers have explored the use of haptic-enabled devices for remote palpation and physical examinations, allowing physicians to assess patient conditions accurately (Sokolov</w:t>
+      </w:r>
+      <w:r>
+        <w:rPr>
+          <w:rFonts w:ascii="Times New Roman" w:hAnsi="Times New Roman" w:cs="Times New Roman"/>
+          <w:sz w:val="24"/>
+        </w:rPr>
+        <w:t xml:space="preserve"> </w:t>
+      </w:r>
+      <w:r>
+        <w:rPr>
+          <w:rFonts w:ascii="Times New Roman" w:hAnsi="Times New Roman" w:cs="Times New Roman"/>
+          <w:i/>
+          <w:sz w:val="24"/>
+        </w:rPr>
+        <w:t>et al.</w:t>
+      </w:r>
+      <w:r>
+        <w:rPr>
+          <w:rFonts w:ascii="Times New Roman" w:hAnsi="Times New Roman" w:cs="Times New Roman"/>
+          <w:sz w:val="24"/>
+        </w:rPr>
+        <w:t>,</w:t>
+      </w:r>
+      <w:r>
+        <w:rPr>
+          <w:rFonts w:ascii="Times New Roman" w:hAnsi="Times New Roman" w:cs="Times New Roman"/>
+          <w:sz w:val="24"/>
+        </w:rPr>
+        <w:t xml:space="preserve"> 2023). This innovation expands the scope of telemedicine, enabling remote diagnosis and treatment, especially for patients in rural or underserved areas.</w:t>
+      </w:r>
+    </w:p>
+    <w:p>
+      <w:pPr>
+        <w:spacing w:line="360" w:lineRule="auto"/>
+        <w:jc w:val="both"/>
+        <w:rPr>
+          <w:rFonts w:ascii="Times New Roman" w:hAnsi="Times New Roman" w:cs="Times New Roman"/>
+          <w:sz w:val="24"/>
+        </w:rPr>
+      </w:pPr>
+      <w:r>
+        <w:rPr>
+          <w:rFonts w:ascii="Times New Roman" w:hAnsi="Times New Roman" w:cs="Times New Roman"/>
+          <w:sz w:val="24"/>
+        </w:rPr>
+        <w:t xml:space="preserve">A study by Sokolov </w:t>
+      </w:r>
+      <w:r>
+        <w:rPr>
+          <w:rFonts w:ascii="Times New Roman" w:hAnsi="Times New Roman" w:cs="Times New Roman"/>
+          <w:i/>
+          <w:sz w:val="24"/>
+        </w:rPr>
+        <w:t>et al.</w:t>
+      </w:r>
+      <w:r>
+        <w:rPr>
+          <w:rFonts w:ascii="Times New Roman" w:hAnsi="Times New Roman" w:cs="Times New Roman"/>
+          <w:sz w:val="24"/>
+        </w:rPr>
+        <w:t xml:space="preserve"> (2023), focused on the feasibility of remote haptic palpation in telemedicine. The researchers developed a system that allowed physicians to remotely perform tactile examinations on patients using haptic-enabled devices. The study demonstrated that haptic feedback provided physicians with valuable tactile information, enabling accurate assessments and remote diagnosis. This innovation holds great promise in expanding the capabilities of telemedicine, particularly in scenarios where physical examination is necessary.</w:t>
+      </w:r>
+    </w:p>
+    <w:p>
+      <w:pPr>
+        <w:spacing w:line="360" w:lineRule="auto"/>
+        <w:jc w:val="both"/>
+        <w:rPr>
+          <w:rFonts w:ascii="Times New Roman" w:hAnsi="Times New Roman" w:cs="Times New Roman"/>
+          <w:sz w:val="24"/>
+        </w:rPr>
+      </w:pPr>
+      <w:r>
+        <w:rPr>
+          <w:rFonts w:ascii="Times New Roman" w:hAnsi="Times New Roman" w:cs="Times New Roman"/>
+          <w:sz w:val="24"/>
+        </w:rPr>
+        <w:t xml:space="preserve">Furthermore, haptic technology has been explored for remote training and guidance purposes in telemedicine. For example, a study by </w:t>
       </w:r>
       <w:proofErr w:type="spellStart"/>
       <w:r>
@@ -2726,7 +2870,7 @@
           <w:rFonts w:ascii="Times New Roman" w:hAnsi="Times New Roman" w:cs="Times New Roman"/>
           <w:sz w:val="24"/>
         </w:rPr>
-        <w:t>Huitzil</w:t>
+        <w:t>Nisky</w:t>
       </w:r>
       <w:proofErr w:type="spellEnd"/>
       <w:r>
@@ -2734,70 +2878,39 @@
           <w:rFonts w:ascii="Times New Roman" w:hAnsi="Times New Roman" w:cs="Times New Roman"/>
           <w:sz w:val="24"/>
         </w:rPr>
-        <w:t>,</w:t>
-      </w:r>
-      <w:r>
-        <w:rPr>
-          <w:rFonts w:ascii="Times New Roman" w:hAnsi="Times New Roman" w:cs="Times New Roman"/>
-          <w:sz w:val="24"/>
-        </w:rPr>
         <w:t xml:space="preserve"> </w:t>
       </w:r>
       <w:r>
         <w:rPr>
           <w:rFonts w:ascii="Times New Roman" w:hAnsi="Times New Roman" w:cs="Times New Roman"/>
-          <w:sz w:val="24"/>
-        </w:rPr>
-        <w:t>2022). These advancements in haptic rehabilitation have shown promising results in patients recovering from stroke, spinal cord injuries, and limb amputations, promoting functional recovery and improving quality of life.</w:t>
-      </w:r>
-    </w:p>
-    <w:p>
-      <w:pPr>
-        <w:spacing w:line="360" w:lineRule="auto"/>
-        <w:jc w:val="both"/>
-        <w:rPr>
-          <w:rFonts w:ascii="Times New Roman" w:hAnsi="Times New Roman" w:cs="Times New Roman"/>
-          <w:sz w:val="24"/>
-        </w:rPr>
-      </w:pPr>
-      <w:r>
-        <w:rPr>
-          <w:rFonts w:ascii="Times New Roman" w:hAnsi="Times New Roman" w:cs="Times New Roman"/>
-          <w:sz w:val="24"/>
-        </w:rPr>
-        <w:t xml:space="preserve">Recent studies have explored the use of haptic rehabilitation systems for upper limb motor function. Rincon-Gonzalez </w:t>
-      </w:r>
-      <w:r>
-        <w:rPr>
-          <w:rFonts w:ascii="Times New Roman" w:hAnsi="Times New Roman" w:cs="Times New Roman"/>
           <w:i/>
           <w:sz w:val="24"/>
         </w:rPr>
-        <w:t>et al.</w:t>
-      </w:r>
-      <w:r>
-        <w:rPr>
-          <w:rFonts w:ascii="Times New Roman" w:hAnsi="Times New Roman" w:cs="Times New Roman"/>
-          <w:sz w:val="24"/>
-        </w:rPr>
-        <w:t xml:space="preserve"> (2022), conducted a review that highlighted the potential of haptic rehabilitation systems in facilitating motor skills recovery. The integration of wearable haptic interfaces and force feedback devices allows patients to receive sensory feedback during rehabilitation exercises, promoting motor learning and improving functional outcomes in individuals recovering from stroke, spinal cord injuries, and limb amputations.</w:t>
-      </w:r>
-    </w:p>
-    <w:p>
-      <w:pPr>
-        <w:spacing w:line="360" w:lineRule="auto"/>
-        <w:jc w:val="both"/>
-        <w:rPr>
-          <w:rFonts w:ascii="Times New Roman" w:hAnsi="Times New Roman" w:cs="Times New Roman"/>
-          <w:sz w:val="24"/>
-        </w:rPr>
-      </w:pPr>
-      <w:r>
-        <w:rPr>
-          <w:rFonts w:ascii="Times New Roman" w:hAnsi="Times New Roman" w:cs="Times New Roman"/>
-          <w:sz w:val="24"/>
-        </w:rPr>
-        <w:t xml:space="preserve">Furthermore, haptic technology has shown promise in the field of virtual reality-based rehabilitation. Virtual reality platforms combined with haptic feedback provide an immersive and engaging environment for rehabilitation exercises. A study by </w:t>
+        <w:t xml:space="preserve">et al. </w:t>
+      </w:r>
+      <w:r>
+        <w:rPr>
+          <w:rFonts w:ascii="Times New Roman" w:hAnsi="Times New Roman" w:cs="Times New Roman"/>
+          <w:sz w:val="24"/>
+        </w:rPr>
+        <w:t>(2022), investigated the use of haptic feedback in teleoperated medical procedures. The research demonstrated that haptic feedback improved the performance and efficiency of remote operators, facilitating surgical interventions and teleassistance.</w:t>
+      </w:r>
+    </w:p>
+    <w:p>
+      <w:pPr>
+        <w:spacing w:line="360" w:lineRule="auto"/>
+        <w:jc w:val="both"/>
+        <w:rPr>
+          <w:rFonts w:ascii="Times New Roman" w:hAnsi="Times New Roman" w:cs="Times New Roman"/>
+          <w:sz w:val="24"/>
+        </w:rPr>
+      </w:pPr>
+      <w:r>
+        <w:rPr>
+          <w:rFonts w:ascii="Times New Roman" w:hAnsi="Times New Roman" w:cs="Times New Roman"/>
+          <w:sz w:val="24"/>
+        </w:rPr>
+        <w:t xml:space="preserve">Another area where haptic technology can enhance telemedicine is in remote rehabilitation. Haptic-enabled devices allow therapists to remotely guide and provide real-time feedback to patients during rehabilitation exercises. A study by </w:t>
       </w:r>
       <w:proofErr w:type="spellStart"/>
       <w:r>
@@ -2805,7 +2918,7 @@
           <w:rFonts w:ascii="Times New Roman" w:hAnsi="Times New Roman" w:cs="Times New Roman"/>
           <w:sz w:val="24"/>
         </w:rPr>
-        <w:t>Bovolo</w:t>
+        <w:t>Molinas</w:t>
       </w:r>
       <w:proofErr w:type="spellEnd"/>
       <w:r>
@@ -2813,77 +2926,7 @@
           <w:rFonts w:ascii="Times New Roman" w:hAnsi="Times New Roman" w:cs="Times New Roman"/>
           <w:sz w:val="24"/>
         </w:rPr>
-        <w:t xml:space="preserve">, </w:t>
-      </w:r>
-      <w:proofErr w:type="spellStart"/>
-      <w:r>
-        <w:rPr>
-          <w:rFonts w:ascii="Times New Roman" w:hAnsi="Times New Roman" w:cs="Times New Roman"/>
-          <w:sz w:val="24"/>
-        </w:rPr>
-        <w:t>Ruffaldi</w:t>
-      </w:r>
-      <w:proofErr w:type="spellEnd"/>
-      <w:r>
-        <w:rPr>
-          <w:rFonts w:ascii="Times New Roman" w:hAnsi="Times New Roman" w:cs="Times New Roman"/>
-          <w:sz w:val="24"/>
-        </w:rPr>
-        <w:t xml:space="preserve">, </w:t>
-      </w:r>
-      <w:proofErr w:type="spellStart"/>
-      <w:r>
-        <w:rPr>
-          <w:rFonts w:ascii="Times New Roman" w:hAnsi="Times New Roman" w:cs="Times New Roman"/>
-          <w:sz w:val="24"/>
-        </w:rPr>
-        <w:t>Avizzano</w:t>
-      </w:r>
-      <w:proofErr w:type="spellEnd"/>
-      <w:r>
-        <w:rPr>
-          <w:rFonts w:ascii="Times New Roman" w:hAnsi="Times New Roman" w:cs="Times New Roman"/>
-          <w:sz w:val="24"/>
-        </w:rPr>
-        <w:t xml:space="preserve">, </w:t>
-      </w:r>
-      <w:r>
-        <w:rPr>
-          <w:rFonts w:ascii="Times New Roman" w:hAnsi="Times New Roman" w:cs="Times New Roman"/>
-          <w:sz w:val="24"/>
-        </w:rPr>
-        <w:t xml:space="preserve">and </w:t>
-      </w:r>
-      <w:r>
-        <w:rPr>
-          <w:rFonts w:ascii="Times New Roman" w:hAnsi="Times New Roman" w:cs="Times New Roman"/>
-          <w:sz w:val="24"/>
-        </w:rPr>
-        <w:t xml:space="preserve">Bergamasco </w:t>
-      </w:r>
-      <w:r>
-        <w:rPr>
-          <w:rFonts w:ascii="Times New Roman" w:hAnsi="Times New Roman" w:cs="Times New Roman"/>
-          <w:sz w:val="24"/>
-        </w:rPr>
-        <w:t>(2022), explored the use of a haptic virtual reality system for hand rehabilitation, demonstrating improved motor performance and functional gains in individuals with hand impairments.</w:t>
-      </w:r>
-    </w:p>
-    <w:p>
-      <w:pPr>
-        <w:spacing w:line="360" w:lineRule="auto"/>
-        <w:jc w:val="both"/>
-        <w:rPr>
-          <w:rFonts w:ascii="Times New Roman" w:hAnsi="Times New Roman" w:cs="Times New Roman"/>
-          <w:sz w:val="24"/>
-        </w:rPr>
-      </w:pPr>
-      <w:r>
-        <w:rPr>
-          <w:rFonts w:ascii="Times New Roman" w:hAnsi="Times New Roman" w:cs="Times New Roman"/>
-          <w:sz w:val="24"/>
-        </w:rPr>
-        <w:t xml:space="preserve">Haptic technology has also been utilized in the development of prosthetic devices. By incorporating haptic feedback into prosthetics, users can regain a sense of touch and improve their prosthetic control and functionality. A study by Ortiz-Catalan </w:t>
+        <w:t xml:space="preserve"> </w:t>
       </w:r>
       <w:r>
         <w:rPr>
@@ -2891,322 +2934,33 @@
           <w:i/>
           <w:sz w:val="24"/>
         </w:rPr>
-        <w:t>et al.</w:t>
-      </w:r>
-      <w:r>
-        <w:rPr>
-          <w:rFonts w:ascii="Times New Roman" w:hAnsi="Times New Roman" w:cs="Times New Roman"/>
-          <w:sz w:val="24"/>
-        </w:rPr>
-        <w:t xml:space="preserve"> (2021), presented a </w:t>
-      </w:r>
-      <w:r>
-        <w:rPr>
-          <w:rFonts w:ascii="Times New Roman" w:hAnsi="Times New Roman" w:cs="Times New Roman"/>
+        <w:t xml:space="preserve">et al. </w:t>
+      </w:r>
+      <w:r>
+        <w:rPr>
+          <w:rFonts w:ascii="Times New Roman" w:hAnsi="Times New Roman" w:cs="Times New Roman"/>
+          <w:sz w:val="24"/>
+        </w:rPr>
+        <w:t>(2022), examined the use of haptic devices for remote upper limb rehabilitation, showing that patients receiving haptic feedback experienced improved motor performance and increased engagement in the rehabilitation process.</w:t>
+      </w:r>
+    </w:p>
+    <w:p>
+      <w:pPr>
+        <w:spacing w:line="360" w:lineRule="auto"/>
+        <w:jc w:val="both"/>
+        <w:rPr>
+          <w:rFonts w:ascii="Times New Roman" w:hAnsi="Times New Roman" w:cs="Times New Roman"/>
+          <w:b/>
+          <w:sz w:val="24"/>
+        </w:rPr>
+      </w:pPr>
+      <w:r>
+        <w:rPr>
+          <w:rFonts w:ascii="Times New Roman" w:hAnsi="Times New Roman" w:cs="Times New Roman"/>
+          <w:b/>
           <w:sz w:val="24"/>
         </w:rPr>
         <w:lastRenderedPageBreak/>
-        <w:t>haptic-enabled prosthetic system that enabled amputees to perceive sensory information from the artificial limb, enhancing their embodiment and prosthesis acceptance. These recent advancements in haptic rehabilitation highlight the potential for improving motor skills, functional recovery, and quality of life in individuals undergoing rehabilitation. By providing real-time sensory feedback and interactive experiences, haptic technology enhances motor learning, proprioceptive awareness, and engagement in rehabilitation exercises.</w:t>
-      </w:r>
-    </w:p>
-    <w:p>
-      <w:pPr>
-        <w:jc w:val="both"/>
-        <w:rPr>
-          <w:rFonts w:ascii="Times New Roman" w:hAnsi="Times New Roman" w:cs="Times New Roman"/>
-          <w:b/>
-          <w:sz w:val="24"/>
-        </w:rPr>
-      </w:pPr>
-      <w:r>
-        <w:rPr>
-          <w:rFonts w:ascii="Times New Roman" w:hAnsi="Times New Roman" w:cs="Times New Roman"/>
-          <w:b/>
-          <w:sz w:val="24"/>
-        </w:rPr>
-        <w:t>Enabling Telemedicine</w:t>
-      </w:r>
-    </w:p>
-    <w:p>
-      <w:pPr>
-        <w:spacing w:line="360" w:lineRule="auto"/>
-        <w:jc w:val="both"/>
-        <w:rPr>
-          <w:rFonts w:ascii="Times New Roman" w:hAnsi="Times New Roman" w:cs="Times New Roman"/>
-          <w:sz w:val="24"/>
-        </w:rPr>
-      </w:pPr>
-      <w:r>
-        <w:rPr>
-          <w:rFonts w:ascii="Times New Roman" w:hAnsi="Times New Roman" w:cs="Times New Roman"/>
-          <w:sz w:val="24"/>
-        </w:rPr>
-        <w:t xml:space="preserve">Haptic technology has the potential to overcome the limitations of distance in telemedicine, enabling healthcare providers to deliver remote tactile assessments and interventions. Recent research has explored the integration of haptic technology in telemedicine, opening new possibilities for remote healthcare delivery and enhancing the scope of virtual consultations. </w:t>
-      </w:r>
-      <w:r>
-        <w:rPr>
-          <w:rFonts w:ascii="Times New Roman" w:hAnsi="Times New Roman" w:cs="Times New Roman"/>
-          <w:sz w:val="24"/>
-        </w:rPr>
-        <w:t xml:space="preserve">The integration of haptic technology has the potential to overcome the limitations of distance in telemedicine, enabling healthcare providers to deliver remote tactile assessments and interventions. Researchers have explored the use of haptic-enabled devices for remote palpation and physical examinations, allowing physicians to assess patient conditions accurately (Sokolov </w:t>
-      </w:r>
-      <w:r>
-        <w:rPr>
-          <w:rFonts w:ascii="Times New Roman" w:hAnsi="Times New Roman" w:cs="Times New Roman"/>
-          <w:sz w:val="24"/>
-        </w:rPr>
-        <w:t>Blaikie, Gribble</w:t>
-      </w:r>
-      <w:r>
-        <w:rPr>
-          <w:rFonts w:ascii="Times New Roman" w:hAnsi="Times New Roman" w:cs="Times New Roman"/>
-          <w:sz w:val="24"/>
-        </w:rPr>
-        <w:t xml:space="preserve"> and </w:t>
-      </w:r>
-      <w:r>
-        <w:rPr>
-          <w:rFonts w:ascii="Times New Roman" w:hAnsi="Times New Roman" w:cs="Times New Roman"/>
-          <w:sz w:val="24"/>
-        </w:rPr>
-        <w:t>Holliday</w:t>
-      </w:r>
-      <w:r>
-        <w:rPr>
-          <w:rFonts w:ascii="Times New Roman" w:hAnsi="Times New Roman" w:cs="Times New Roman"/>
-          <w:sz w:val="24"/>
-        </w:rPr>
-        <w:t>,</w:t>
-      </w:r>
-      <w:r>
-        <w:rPr>
-          <w:rFonts w:ascii="Times New Roman" w:hAnsi="Times New Roman" w:cs="Times New Roman"/>
-          <w:sz w:val="24"/>
-        </w:rPr>
-        <w:t xml:space="preserve"> 2023). This innovation expands the scope of telemedicine, enabling remote diagnosis and treatment, especially for patients in rural or underserved areas.</w:t>
-      </w:r>
-    </w:p>
-    <w:p>
-      <w:pPr>
-        <w:spacing w:line="360" w:lineRule="auto"/>
-        <w:jc w:val="both"/>
-        <w:rPr>
-          <w:rFonts w:ascii="Times New Roman" w:hAnsi="Times New Roman" w:cs="Times New Roman"/>
-          <w:sz w:val="24"/>
-        </w:rPr>
-      </w:pPr>
-      <w:r>
-        <w:rPr>
-          <w:rFonts w:ascii="Times New Roman" w:hAnsi="Times New Roman" w:cs="Times New Roman"/>
-          <w:sz w:val="24"/>
-        </w:rPr>
-        <w:t xml:space="preserve">A study by Sokolov </w:t>
-      </w:r>
-      <w:r>
-        <w:rPr>
-          <w:rFonts w:ascii="Times New Roman" w:hAnsi="Times New Roman" w:cs="Times New Roman"/>
-          <w:i/>
-          <w:sz w:val="24"/>
-        </w:rPr>
-        <w:t>et al.</w:t>
-      </w:r>
-      <w:r>
-        <w:rPr>
-          <w:rFonts w:ascii="Times New Roman" w:hAnsi="Times New Roman" w:cs="Times New Roman"/>
-          <w:sz w:val="24"/>
-        </w:rPr>
-        <w:t xml:space="preserve"> (2023), focused on the feasibility of remote haptic palpation in telemedicine. The researchers developed a system that allowed physicians to remotely perform tactile examinations on patients using haptic-enabled devices. The study demonstrated that haptic feedback provided physicians with valuable tactile information, enabling accurate assessments and remote diagnosis. This innovation holds great promise in expanding the capabilities of telemedicine, particularly in scenarios where physical examination is necessary.</w:t>
-      </w:r>
-    </w:p>
-    <w:p>
-      <w:pPr>
-        <w:spacing w:line="360" w:lineRule="auto"/>
-        <w:jc w:val="both"/>
-        <w:rPr>
-          <w:rFonts w:ascii="Times New Roman" w:hAnsi="Times New Roman" w:cs="Times New Roman"/>
-          <w:sz w:val="24"/>
-        </w:rPr>
-      </w:pPr>
-      <w:r>
-        <w:rPr>
-          <w:rFonts w:ascii="Times New Roman" w:hAnsi="Times New Roman" w:cs="Times New Roman"/>
-          <w:sz w:val="24"/>
-        </w:rPr>
-        <w:t xml:space="preserve">Furthermore, haptic technology has been explored for remote training and guidance purposes in telemedicine. For example, a study by </w:t>
-      </w:r>
-      <w:proofErr w:type="spellStart"/>
-      <w:r>
-        <w:rPr>
-          <w:rFonts w:ascii="Times New Roman" w:hAnsi="Times New Roman" w:cs="Times New Roman"/>
-          <w:sz w:val="24"/>
-        </w:rPr>
-        <w:t>Nisky</w:t>
-      </w:r>
-      <w:proofErr w:type="spellEnd"/>
-      <w:r>
-        <w:rPr>
-          <w:rFonts w:ascii="Times New Roman" w:hAnsi="Times New Roman" w:cs="Times New Roman"/>
-          <w:sz w:val="24"/>
-        </w:rPr>
-        <w:t xml:space="preserve">, </w:t>
-      </w:r>
-      <w:r>
-        <w:rPr>
-          <w:rFonts w:ascii="Times New Roman" w:hAnsi="Times New Roman" w:cs="Times New Roman"/>
-          <w:sz w:val="24"/>
-        </w:rPr>
-        <w:t>He</w:t>
-      </w:r>
-      <w:r>
-        <w:rPr>
-          <w:rFonts w:ascii="Times New Roman" w:hAnsi="Times New Roman" w:cs="Times New Roman"/>
-          <w:sz w:val="24"/>
-        </w:rPr>
-        <w:t xml:space="preserve"> and </w:t>
-      </w:r>
-      <w:proofErr w:type="spellStart"/>
-      <w:r>
-        <w:rPr>
-          <w:rFonts w:ascii="Times New Roman" w:hAnsi="Times New Roman" w:cs="Times New Roman"/>
-          <w:sz w:val="24"/>
-        </w:rPr>
-        <w:t>Papanikolopoulos</w:t>
-      </w:r>
-      <w:proofErr w:type="spellEnd"/>
-      <w:r>
-        <w:rPr>
-          <w:rFonts w:ascii="Times New Roman" w:hAnsi="Times New Roman" w:cs="Times New Roman"/>
-          <w:sz w:val="24"/>
-        </w:rPr>
-        <w:t xml:space="preserve"> </w:t>
-      </w:r>
-      <w:r>
-        <w:rPr>
-          <w:rFonts w:ascii="Times New Roman" w:hAnsi="Times New Roman" w:cs="Times New Roman"/>
-          <w:sz w:val="24"/>
-        </w:rPr>
-        <w:t>(2022), investigated the use of haptic feedback in teleoperated medical procedures. The research demonstrated that haptic feedback improved the performance and efficiency of remote operators, facilitating surgical interventions and teleassistance.</w:t>
-      </w:r>
-    </w:p>
-    <w:p>
-      <w:pPr>
-        <w:spacing w:line="360" w:lineRule="auto"/>
-        <w:jc w:val="both"/>
-        <w:rPr>
-          <w:rFonts w:ascii="Times New Roman" w:hAnsi="Times New Roman" w:cs="Times New Roman"/>
-          <w:sz w:val="24"/>
-        </w:rPr>
-      </w:pPr>
-      <w:r>
-        <w:rPr>
-          <w:rFonts w:ascii="Times New Roman" w:hAnsi="Times New Roman" w:cs="Times New Roman"/>
-          <w:sz w:val="24"/>
-        </w:rPr>
-        <w:t xml:space="preserve">Another area where haptic technology can enhance telemedicine is in remote rehabilitation. Haptic-enabled devices allow therapists to remotely guide and provide real-time feedback to patients during rehabilitation exercises. A study by </w:t>
-      </w:r>
-      <w:proofErr w:type="spellStart"/>
-      <w:r>
-        <w:rPr>
-          <w:rFonts w:ascii="Times New Roman" w:hAnsi="Times New Roman" w:cs="Times New Roman"/>
-          <w:sz w:val="24"/>
-        </w:rPr>
-        <w:t>Molinas</w:t>
-      </w:r>
-      <w:proofErr w:type="spellEnd"/>
-      <w:r>
-        <w:rPr>
-          <w:rFonts w:ascii="Times New Roman" w:hAnsi="Times New Roman" w:cs="Times New Roman"/>
-          <w:sz w:val="24"/>
-        </w:rPr>
-        <w:t xml:space="preserve">, </w:t>
-      </w:r>
-      <w:proofErr w:type="spellStart"/>
-      <w:r>
-        <w:rPr>
-          <w:rFonts w:ascii="Times New Roman" w:hAnsi="Times New Roman" w:cs="Times New Roman"/>
-          <w:sz w:val="24"/>
-        </w:rPr>
-        <w:t>Marchal</w:t>
-      </w:r>
-      <w:proofErr w:type="spellEnd"/>
-      <w:r>
-        <w:rPr>
-          <w:rFonts w:ascii="Times New Roman" w:hAnsi="Times New Roman" w:cs="Times New Roman"/>
-          <w:sz w:val="24"/>
-        </w:rPr>
-        <w:t>-Crespo, García-</w:t>
-      </w:r>
-      <w:proofErr w:type="spellStart"/>
-      <w:r>
-        <w:rPr>
-          <w:rFonts w:ascii="Times New Roman" w:hAnsi="Times New Roman" w:cs="Times New Roman"/>
-          <w:sz w:val="24"/>
-        </w:rPr>
-        <w:t>Aracil</w:t>
-      </w:r>
-      <w:proofErr w:type="spellEnd"/>
-      <w:r>
-        <w:rPr>
-          <w:rFonts w:ascii="Times New Roman" w:hAnsi="Times New Roman" w:cs="Times New Roman"/>
-          <w:sz w:val="24"/>
-        </w:rPr>
-        <w:t xml:space="preserve"> </w:t>
-      </w:r>
-      <w:r>
-        <w:rPr>
-          <w:rFonts w:ascii="Times New Roman" w:hAnsi="Times New Roman" w:cs="Times New Roman"/>
-          <w:sz w:val="24"/>
-        </w:rPr>
-        <w:t xml:space="preserve">and </w:t>
-      </w:r>
-      <w:proofErr w:type="spellStart"/>
-      <w:r>
-        <w:rPr>
-          <w:rFonts w:ascii="Times New Roman" w:hAnsi="Times New Roman" w:cs="Times New Roman"/>
-          <w:sz w:val="24"/>
-        </w:rPr>
-        <w:t>Bayona</w:t>
-      </w:r>
-      <w:proofErr w:type="spellEnd"/>
-      <w:r>
-        <w:rPr>
-          <w:rFonts w:ascii="Times New Roman" w:hAnsi="Times New Roman" w:cs="Times New Roman"/>
-          <w:sz w:val="24"/>
-        </w:rPr>
-        <w:t xml:space="preserve"> </w:t>
-      </w:r>
-      <w:r>
-        <w:rPr>
-          <w:rFonts w:ascii="Times New Roman" w:hAnsi="Times New Roman" w:cs="Times New Roman"/>
-          <w:sz w:val="24"/>
-        </w:rPr>
-        <w:t xml:space="preserve">(2022), examined the use of haptic devices for remote upper limb rehabilitation, </w:t>
-      </w:r>
-      <w:r>
-        <w:rPr>
-          <w:rFonts w:ascii="Times New Roman" w:hAnsi="Times New Roman" w:cs="Times New Roman"/>
-          <w:sz w:val="24"/>
-        </w:rPr>
-        <w:lastRenderedPageBreak/>
-        <w:t>showing that patients receiving haptic feedback experienced improved motor performance and increased engagement in the rehabilitation process.</w:t>
-      </w:r>
-    </w:p>
-    <w:p>
-      <w:pPr>
-        <w:spacing w:line="360" w:lineRule="auto"/>
-        <w:jc w:val="both"/>
-        <w:rPr>
-          <w:rFonts w:ascii="Times New Roman" w:hAnsi="Times New Roman" w:cs="Times New Roman"/>
-          <w:b/>
-          <w:sz w:val="24"/>
-        </w:rPr>
-      </w:pPr>
-      <w:r>
-        <w:rPr>
-          <w:rFonts w:ascii="Times New Roman" w:hAnsi="Times New Roman" w:cs="Times New Roman"/>
-          <w:b/>
-          <w:sz w:val="24"/>
-        </w:rPr>
         <w:t>Advantages of Haptic Technology in Health</w:t>
       </w:r>
     </w:p>
@@ -3818,7 +3572,6 @@
         <w:rPr>
           <w:rFonts w:ascii="Times New Roman" w:hAnsi="Times New Roman" w:cs="Times New Roman"/>
           <w:b/>
-          <w:caps/>
           <w:sz w:val="24"/>
         </w:rPr>
         <w:lastRenderedPageBreak/>
@@ -5696,7 +5449,7 @@
 </file>
 
 <file path=customXml/itemProps1.xml><?xml version="1.0" encoding="utf-8"?>
-<ds:datastoreItem xmlns:ds="http://schemas.openxmlformats.org/officeDocument/2006/customXml" ds:itemID="{5DBFB3CC-9B79-4BFF-BFCA-7C1614C07DE7}">
+<ds:datastoreItem xmlns:ds="http://schemas.openxmlformats.org/officeDocument/2006/customXml" ds:itemID="{EE3E4AAD-659C-4E89-B9BA-E726A6141ED8}">
   <ds:schemaRefs>
     <ds:schemaRef ds:uri="http://schemas.openxmlformats.org/officeDocument/2006/bibliography"/>
   </ds:schemaRefs>
